--- a/link_eshopworld/Documentation/eShopWorld_Over_The_Counter_Payment_Method_Integration.docx
+++ b/link_eshopworld/Documentation/eShopWorld_Over_The_Counter_Payment_Method_Integration.docx
@@ -274,17 +274,7 @@
                                     <w:sz w:val="20"/>
                                     <w:szCs w:val="20"/>
                                   </w:rPr>
-                                  <w:t>7</w:t>
-                                </w:r>
-                                <w:r>
-                                  <w:rPr>
-                                    <w:rStyle w:val="b1"/>
-                                    <w:b w:val="0"/>
-                                    <w:bCs w:val="0"/>
-                                    <w:sz w:val="20"/>
-                                    <w:szCs w:val="20"/>
-                                  </w:rPr>
-                                  <w:t>.1</w:t>
+                                  <w:t>9</w:t>
                                 </w:r>
                               </w:p>
                               <w:p>
@@ -316,7 +306,7 @@
                                     <w:sz w:val="20"/>
                                     <w:szCs w:val="20"/>
                                   </w:rPr>
-                                  <w:t>July</w:t>
+                                  <w:t>October</w:t>
                                 </w:r>
                                 <w:r>
                                   <w:rPr>
@@ -422,17 +412,7 @@
                               <w:sz w:val="20"/>
                               <w:szCs w:val="20"/>
                             </w:rPr>
-                            <w:t>7</w:t>
-                          </w:r>
-                          <w:r>
-                            <w:rPr>
-                              <w:rStyle w:val="b1"/>
-                              <w:b w:val="0"/>
-                              <w:bCs w:val="0"/>
-                              <w:sz w:val="20"/>
-                              <w:szCs w:val="20"/>
-                            </w:rPr>
-                            <w:t>.1</w:t>
+                            <w:t>9</w:t>
                           </w:r>
                         </w:p>
                         <w:p>
@@ -464,7 +444,7 @@
                               <w:sz w:val="20"/>
                               <w:szCs w:val="20"/>
                             </w:rPr>
-                            <w:t>July</w:t>
+                            <w:t>October</w:t>
                           </w:r>
                           <w:r>
                             <w:rPr>

--- a/link_eshopworld/Documentation/eShopWorld_Over_The_Counter_Payment_Method_Integration.docx
+++ b/link_eshopworld/Documentation/eShopWorld_Over_The_Counter_Payment_Method_Integration.docx
@@ -264,17 +264,7 @@
                                     <w:sz w:val="20"/>
                                     <w:szCs w:val="20"/>
                                   </w:rPr>
-                                  <w:t>4.</w:t>
-                                </w:r>
-                                <w:r>
-                                  <w:rPr>
-                                    <w:rStyle w:val="b1"/>
-                                    <w:b w:val="0"/>
-                                    <w:bCs w:val="0"/>
-                                    <w:sz w:val="20"/>
-                                    <w:szCs w:val="20"/>
-                                  </w:rPr>
-                                  <w:t>9</w:t>
+                                  <w:t>5.0.0</w:t>
                                 </w:r>
                               </w:p>
                               <w:p>
@@ -306,14 +296,21 @@
                                     <w:sz w:val="20"/>
                                     <w:szCs w:val="20"/>
                                   </w:rPr>
-                                  <w:t>October</w:t>
+                                  <w:t>February</w:t>
                                 </w:r>
                                 <w:r>
                                   <w:rPr>
                                     <w:sz w:val="20"/>
                                     <w:szCs w:val="20"/>
                                   </w:rPr>
-                                  <w:t xml:space="preserve"> 2025</w:t>
+                                  <w:t xml:space="preserve"> 202</w:t>
+                                </w:r>
+                                <w:r>
+                                  <w:rPr>
+                                    <w:sz w:val="20"/>
+                                    <w:szCs w:val="20"/>
+                                  </w:rPr>
+                                  <w:t>6</w:t>
                                 </w:r>
                               </w:p>
                               <w:p>
@@ -335,7 +332,7 @@
                                   <w:rPr>
                                     <w:rStyle w:val="span"/>
                                   </w:rPr>
-                                  <w:t>5</w:t>
+                                  <w:t>6</w:t>
                                 </w:r>
                                 <w:r>
                                   <w:rPr>
@@ -402,17 +399,7 @@
                               <w:sz w:val="20"/>
                               <w:szCs w:val="20"/>
                             </w:rPr>
-                            <w:t>4.</w:t>
-                          </w:r>
-                          <w:r>
-                            <w:rPr>
-                              <w:rStyle w:val="b1"/>
-                              <w:b w:val="0"/>
-                              <w:bCs w:val="0"/>
-                              <w:sz w:val="20"/>
-                              <w:szCs w:val="20"/>
-                            </w:rPr>
-                            <w:t>9</w:t>
+                            <w:t>5.0.0</w:t>
                           </w:r>
                         </w:p>
                         <w:p>
@@ -444,14 +431,21 @@
                               <w:sz w:val="20"/>
                               <w:szCs w:val="20"/>
                             </w:rPr>
-                            <w:t>October</w:t>
+                            <w:t>February</w:t>
                           </w:r>
                           <w:r>
                             <w:rPr>
                               <w:sz w:val="20"/>
                               <w:szCs w:val="20"/>
                             </w:rPr>
-                            <w:t xml:space="preserve"> 2025</w:t>
+                            <w:t xml:space="preserve"> 202</w:t>
+                          </w:r>
+                          <w:r>
+                            <w:rPr>
+                              <w:sz w:val="20"/>
+                              <w:szCs w:val="20"/>
+                            </w:rPr>
+                            <w:t>6</w:t>
                           </w:r>
                         </w:p>
                         <w:p>
@@ -473,7 +467,7 @@
                             <w:rPr>
                               <w:rStyle w:val="span"/>
                             </w:rPr>
-                            <w:t>5</w:t>
+                            <w:t>6</w:t>
                           </w:r>
                           <w:r>
                             <w:rPr>

--- a/link_eshopworld/Documentation/eShopWorld_Over_The_Counter_Payment_Method_Integration.docx
+++ b/link_eshopworld/Documentation/eShopWorld_Over_The_Counter_Payment_Method_Integration.docx
@@ -264,27 +264,7 @@
                                     <w:sz w:val="20"/>
                                     <w:szCs w:val="20"/>
                                   </w:rPr>
-                                  <w:t>4.</w:t>
-                                </w:r>
-                                <w:r>
-                                  <w:rPr>
-                                    <w:rStyle w:val="b1"/>
-                                    <w:b w:val="0"/>
-                                    <w:bCs w:val="0"/>
-                                    <w:sz w:val="20"/>
-                                    <w:szCs w:val="20"/>
-                                  </w:rPr>
-                                  <w:t>7</w:t>
-                                </w:r>
-                                <w:r>
-                                  <w:rPr>
-                                    <w:rStyle w:val="b1"/>
-                                    <w:b w:val="0"/>
-                                    <w:bCs w:val="0"/>
-                                    <w:sz w:val="20"/>
-                                    <w:szCs w:val="20"/>
-                                  </w:rPr>
-                                  <w:t>.1</w:t>
+                                  <w:t>5.0.0</w:t>
                                 </w:r>
                               </w:p>
                               <w:p>
@@ -316,14 +296,21 @@
                                     <w:sz w:val="20"/>
                                     <w:szCs w:val="20"/>
                                   </w:rPr>
-                                  <w:t>July</w:t>
+                                  <w:t>February</w:t>
                                 </w:r>
                                 <w:r>
                                   <w:rPr>
                                     <w:sz w:val="20"/>
                                     <w:szCs w:val="20"/>
                                   </w:rPr>
-                                  <w:t xml:space="preserve"> 2025</w:t>
+                                  <w:t xml:space="preserve"> 202</w:t>
+                                </w:r>
+                                <w:r>
+                                  <w:rPr>
+                                    <w:sz w:val="20"/>
+                                    <w:szCs w:val="20"/>
+                                  </w:rPr>
+                                  <w:t>6</w:t>
                                 </w:r>
                               </w:p>
                               <w:p>
@@ -345,7 +332,7 @@
                                   <w:rPr>
                                     <w:rStyle w:val="span"/>
                                   </w:rPr>
-                                  <w:t>5</w:t>
+                                  <w:t>6</w:t>
                                 </w:r>
                                 <w:r>
                                   <w:rPr>
@@ -412,27 +399,7 @@
                               <w:sz w:val="20"/>
                               <w:szCs w:val="20"/>
                             </w:rPr>
-                            <w:t>4.</w:t>
-                          </w:r>
-                          <w:r>
-                            <w:rPr>
-                              <w:rStyle w:val="b1"/>
-                              <w:b w:val="0"/>
-                              <w:bCs w:val="0"/>
-                              <w:sz w:val="20"/>
-                              <w:szCs w:val="20"/>
-                            </w:rPr>
-                            <w:t>7</w:t>
-                          </w:r>
-                          <w:r>
-                            <w:rPr>
-                              <w:rStyle w:val="b1"/>
-                              <w:b w:val="0"/>
-                              <w:bCs w:val="0"/>
-                              <w:sz w:val="20"/>
-                              <w:szCs w:val="20"/>
-                            </w:rPr>
-                            <w:t>.1</w:t>
+                            <w:t>5.0.0</w:t>
                           </w:r>
                         </w:p>
                         <w:p>
@@ -464,14 +431,21 @@
                               <w:sz w:val="20"/>
                               <w:szCs w:val="20"/>
                             </w:rPr>
-                            <w:t>July</w:t>
+                            <w:t>February</w:t>
                           </w:r>
                           <w:r>
                             <w:rPr>
                               <w:sz w:val="20"/>
                               <w:szCs w:val="20"/>
                             </w:rPr>
-                            <w:t xml:space="preserve"> 2025</w:t>
+                            <w:t xml:space="preserve"> 202</w:t>
+                          </w:r>
+                          <w:r>
+                            <w:rPr>
+                              <w:sz w:val="20"/>
+                              <w:szCs w:val="20"/>
+                            </w:rPr>
+                            <w:t>6</w:t>
                           </w:r>
                         </w:p>
                         <w:p>
@@ -493,7 +467,7 @@
                             <w:rPr>
                               <w:rStyle w:val="span"/>
                             </w:rPr>
-                            <w:t>5</w:t>
+                            <w:t>6</w:t>
                           </w:r>
                           <w:r>
                             <w:rPr>

--- a/link_eshopworld/Documentation/eShopWorld_Over_The_Counter_Payment_Method_Integration.docx
+++ b/link_eshopworld/Documentation/eShopWorld_Over_The_Counter_Payment_Method_Integration.docx
@@ -264,7 +264,27 @@
                                     <w:sz w:val="20"/>
                                     <w:szCs w:val="20"/>
                                   </w:rPr>
-                                  <w:t>5.0.0</w:t>
+                                  <w:t>5.</w:t>
+                                </w:r>
+                                <w:r>
+                                  <w:rPr>
+                                    <w:rStyle w:val="b1"/>
+                                    <w:b w:val="0"/>
+                                    <w:bCs w:val="0"/>
+                                    <w:sz w:val="20"/>
+                                    <w:szCs w:val="20"/>
+                                  </w:rPr>
+                                  <w:t>1</w:t>
+                                </w:r>
+                                <w:r>
+                                  <w:rPr>
+                                    <w:rStyle w:val="b1"/>
+                                    <w:b w:val="0"/>
+                                    <w:bCs w:val="0"/>
+                                    <w:sz w:val="20"/>
+                                    <w:szCs w:val="20"/>
+                                  </w:rPr>
+                                  <w:t>.0</w:t>
                                 </w:r>
                               </w:p>
                               <w:p>
@@ -289,14 +309,14 @@
                                     <w:sz w:val="20"/>
                                     <w:szCs w:val="20"/>
                                   </w:rPr>
-                                  <w:t xml:space="preserve">: </w:t>
+                                  <w:t>:</w:t>
                                 </w:r>
                                 <w:r>
                                   <w:rPr>
                                     <w:sz w:val="20"/>
                                     <w:szCs w:val="20"/>
                                   </w:rPr>
-                                  <w:t>February</w:t>
+                                  <w:t xml:space="preserve"> May</w:t>
                                 </w:r>
                                 <w:r>
                                   <w:rPr>
@@ -399,7 +419,27 @@
                               <w:sz w:val="20"/>
                               <w:szCs w:val="20"/>
                             </w:rPr>
-                            <w:t>5.0.0</w:t>
+                            <w:t>5.</w:t>
+                          </w:r>
+                          <w:r>
+                            <w:rPr>
+                              <w:rStyle w:val="b1"/>
+                              <w:b w:val="0"/>
+                              <w:bCs w:val="0"/>
+                              <w:sz w:val="20"/>
+                              <w:szCs w:val="20"/>
+                            </w:rPr>
+                            <w:t>1</w:t>
+                          </w:r>
+                          <w:r>
+                            <w:rPr>
+                              <w:rStyle w:val="b1"/>
+                              <w:b w:val="0"/>
+                              <w:bCs w:val="0"/>
+                              <w:sz w:val="20"/>
+                              <w:szCs w:val="20"/>
+                            </w:rPr>
+                            <w:t>.0</w:t>
                           </w:r>
                         </w:p>
                         <w:p>
@@ -424,14 +464,14 @@
                               <w:sz w:val="20"/>
                               <w:szCs w:val="20"/>
                             </w:rPr>
-                            <w:t xml:space="preserve">: </w:t>
+                            <w:t>:</w:t>
                           </w:r>
                           <w:r>
                             <w:rPr>
                               <w:sz w:val="20"/>
                               <w:szCs w:val="20"/>
                             </w:rPr>
-                            <w:t>February</w:t>
+                            <w:t xml:space="preserve"> May</w:t>
                           </w:r>
                           <w:r>
                             <w:rPr>

--- a/link_eshopworld/Documentation/eShopWorld_Over_The_Counter_Payment_Method_Integration.docx
+++ b/link_eshopworld/Documentation/eShopWorld_Over_The_Counter_Payment_Method_Integration.docx
@@ -284,7 +284,17 @@
                                     <w:sz w:val="20"/>
                                     <w:szCs w:val="20"/>
                                   </w:rPr>
-                                  <w:t>.0</w:t>
+                                  <w:t>.</w:t>
+                                </w:r>
+                                <w:r>
+                                  <w:rPr>
+                                    <w:rStyle w:val="b1"/>
+                                    <w:b w:val="0"/>
+                                    <w:bCs w:val="0"/>
+                                    <w:sz w:val="20"/>
+                                    <w:szCs w:val="20"/>
+                                  </w:rPr>
+                                  <w:t>1</w:t>
                                 </w:r>
                               </w:p>
                               <w:p>
@@ -316,7 +326,14 @@
                                     <w:sz w:val="20"/>
                                     <w:szCs w:val="20"/>
                                   </w:rPr>
-                                  <w:t xml:space="preserve"> May</w:t>
+                                  <w:t xml:space="preserve"> </w:t>
+                                </w:r>
+                                <w:r>
+                                  <w:rPr>
+                                    <w:sz w:val="20"/>
+                                    <w:szCs w:val="20"/>
+                                  </w:rPr>
+                                  <w:t>June</w:t>
                                 </w:r>
                                 <w:r>
                                   <w:rPr>
@@ -439,7 +456,17 @@
                               <w:sz w:val="20"/>
                               <w:szCs w:val="20"/>
                             </w:rPr>
-                            <w:t>.0</w:t>
+                            <w:t>.</w:t>
+                          </w:r>
+                          <w:r>
+                            <w:rPr>
+                              <w:rStyle w:val="b1"/>
+                              <w:b w:val="0"/>
+                              <w:bCs w:val="0"/>
+                              <w:sz w:val="20"/>
+                              <w:szCs w:val="20"/>
+                            </w:rPr>
+                            <w:t>1</w:t>
                           </w:r>
                         </w:p>
                         <w:p>
@@ -471,7 +498,14 @@
                               <w:sz w:val="20"/>
                               <w:szCs w:val="20"/>
                             </w:rPr>
-                            <w:t xml:space="preserve"> May</w:t>
+                            <w:t xml:space="preserve"> </w:t>
+                          </w:r>
+                          <w:r>
+                            <w:rPr>
+                              <w:sz w:val="20"/>
+                              <w:szCs w:val="20"/>
+                            </w:rPr>
+                            <w:t>June</w:t>
                           </w:r>
                           <w:r>
                             <w:rPr>

--- a/link_eshopworld/Documentation/eShopWorld_Over_The_Counter_Payment_Method_Integration.docx
+++ b/link_eshopworld/Documentation/eShopWorld_Over_The_Counter_Payment_Method_Integration.docx
@@ -264,7 +264,37 @@
                                     <w:sz w:val="20"/>
                                     <w:szCs w:val="20"/>
                                   </w:rPr>
-                                  <w:t>5.0.0</w:t>
+                                  <w:t>5.</w:t>
+                                </w:r>
+                                <w:r>
+                                  <w:rPr>
+                                    <w:rStyle w:val="b1"/>
+                                    <w:b w:val="0"/>
+                                    <w:bCs w:val="0"/>
+                                    <w:sz w:val="20"/>
+                                    <w:szCs w:val="20"/>
+                                  </w:rPr>
+                                  <w:t>1</w:t>
+                                </w:r>
+                                <w:r>
+                                  <w:rPr>
+                                    <w:rStyle w:val="b1"/>
+                                    <w:b w:val="0"/>
+                                    <w:bCs w:val="0"/>
+                                    <w:sz w:val="20"/>
+                                    <w:szCs w:val="20"/>
+                                  </w:rPr>
+                                  <w:t>.</w:t>
+                                </w:r>
+                                <w:r>
+                                  <w:rPr>
+                                    <w:rStyle w:val="b1"/>
+                                    <w:b w:val="0"/>
+                                    <w:bCs w:val="0"/>
+                                    <w:sz w:val="20"/>
+                                    <w:szCs w:val="20"/>
+                                  </w:rPr>
+                                  <w:t>1</w:t>
                                 </w:r>
                               </w:p>
                               <w:p>
@@ -289,14 +319,21 @@
                                     <w:sz w:val="20"/>
                                     <w:szCs w:val="20"/>
                                   </w:rPr>
-                                  <w:t xml:space="preserve">: </w:t>
+                                  <w:t>:</w:t>
                                 </w:r>
                                 <w:r>
                                   <w:rPr>
                                     <w:sz w:val="20"/>
                                     <w:szCs w:val="20"/>
                                   </w:rPr>
-                                  <w:t>February</w:t>
+                                  <w:t xml:space="preserve"> </w:t>
+                                </w:r>
+                                <w:r>
+                                  <w:rPr>
+                                    <w:sz w:val="20"/>
+                                    <w:szCs w:val="20"/>
+                                  </w:rPr>
+                                  <w:t>June</w:t>
                                 </w:r>
                                 <w:r>
                                   <w:rPr>
@@ -399,7 +436,37 @@
                               <w:sz w:val="20"/>
                               <w:szCs w:val="20"/>
                             </w:rPr>
-                            <w:t>5.0.0</w:t>
+                            <w:t>5.</w:t>
+                          </w:r>
+                          <w:r>
+                            <w:rPr>
+                              <w:rStyle w:val="b1"/>
+                              <w:b w:val="0"/>
+                              <w:bCs w:val="0"/>
+                              <w:sz w:val="20"/>
+                              <w:szCs w:val="20"/>
+                            </w:rPr>
+                            <w:t>1</w:t>
+                          </w:r>
+                          <w:r>
+                            <w:rPr>
+                              <w:rStyle w:val="b1"/>
+                              <w:b w:val="0"/>
+                              <w:bCs w:val="0"/>
+                              <w:sz w:val="20"/>
+                              <w:szCs w:val="20"/>
+                            </w:rPr>
+                            <w:t>.</w:t>
+                          </w:r>
+                          <w:r>
+                            <w:rPr>
+                              <w:rStyle w:val="b1"/>
+                              <w:b w:val="0"/>
+                              <w:bCs w:val="0"/>
+                              <w:sz w:val="20"/>
+                              <w:szCs w:val="20"/>
+                            </w:rPr>
+                            <w:t>1</w:t>
                           </w:r>
                         </w:p>
                         <w:p>
@@ -424,14 +491,21 @@
                               <w:sz w:val="20"/>
                               <w:szCs w:val="20"/>
                             </w:rPr>
-                            <w:t xml:space="preserve">: </w:t>
+                            <w:t>:</w:t>
                           </w:r>
                           <w:r>
                             <w:rPr>
                               <w:sz w:val="20"/>
                               <w:szCs w:val="20"/>
                             </w:rPr>
-                            <w:t>February</w:t>
+                            <w:t xml:space="preserve"> </w:t>
+                          </w:r>
+                          <w:r>
+                            <w:rPr>
+                              <w:sz w:val="20"/>
+                              <w:szCs w:val="20"/>
+                            </w:rPr>
+                            <w:t>June</w:t>
                           </w:r>
                           <w:r>
                             <w:rPr>
